--- a/backend-app/samples/BEO TIEC CTY - Thay Doi.docx
+++ b/backend-app/samples/BEO TIEC CTY - Thay Doi.docx
@@ -125,7 +125,6 @@
               <w:rPr>
                 <w:b/>
                 <w:sz w:val="10"/>
-                <w:lang w:val="en-US"/>
               </w:rPr>
             </w:pPr>
             <w:r>
@@ -194,27 +193,6 @@
                 <w:u w:val="single" w:color="FF0000"/>
               </w:rPr>
               <w:t>TIỆC</w:t>
-            </w:r>
-            <w:r>
-              <w:rPr>
-                <w:b/>
-                <w:color w:val="FF0000"/>
-                <w:spacing w:val="-4"/>
-                <w:sz w:val="10"/>
-                <w:u w:val="single" w:color="FF0000"/>
-                <w:lang w:val="en-US"/>
-              </w:rPr>
-              <w:t xml:space="preserve"> </w:t>
-            </w:r>
-            <w:r>
-              <w:rPr>
-                <w:b/>
-                <w:color w:val="FF0000"/>
-                <w:spacing w:val="-4"/>
-                <w:sz w:val="10"/>
-                <w:u w:val="single" w:color="FF0000"/>
-              </w:rPr>
-              <w:t>- {SoLanTaiLieu}</w:t>
             </w:r>
           </w:p>
         </w:tc>
@@ -1981,7 +1959,17 @@
                 <w:sz w:val="11"/>
                 <w:lang w:val="en-US"/>
               </w:rPr>
-              <w:t>{@DichVuKhuyenMai}</w:t>
+              <w:t>{DichVuKhuyenMai}</w:t>
+            </w:r>
+            <w:r>
+              <w:rPr>
+                <w:strike w:val="true"/>
+                <w:color w:val="FF0000"/>
+              </w:rPr>
+              <w:t xml:space="preserve"> {#DichVuKhuyenMai_Cu}~~{DichVuKhuyenMai_Cu}~~{/DichVuKhuyenMai_Cu}</w:t>
+            </w:r>
+            <w:r>
+              <w:t xml:space="preserve"/>
             </w:r>
           </w:p>
         </w:tc>
@@ -2376,27 +2364,17 @@
               <w:rPr>
                 <w:sz w:val="10"/>
               </w:rPr>
-              <w:t>{#DanhSachSanh}{SoLuong</w:t>
-            </w:r>
-            <w:r>
-              <w:rPr>
-                <w:sz w:val="10"/>
-                <w:lang w:val="en-US"/>
-              </w:rPr>
-              <w:t>Text</w:t>
-            </w:r>
-            <w:r>
-              <w:rPr>
-                <w:sz w:val="10"/>
-              </w:rPr>
-              <w:t>}</w:t>
-            </w:r>
-            <w:r>
-              <w:rPr>
-                <w:strike/>
+              <w:t>{#DanhSachSanh}{SoLuongText}</w:t>
+            </w:r>
+            <w:r>
+              <w:rPr>
+                <w:strike w:val="true"/>
                 <w:color w:val="FF0000"/>
               </w:rPr>
               <w:t xml:space="preserve"> {#SoLuongText_Cu}~~{SoLuongText_Cu}~~{/SoLuongText_Cu}</w:t>
+            </w:r>
+            <w:r>
+              <w:t xml:space="preserve"/>
             </w:r>
           </w:p>
         </w:tc>
@@ -2423,10 +2401,13 @@
             </w:r>
             <w:r>
               <w:rPr>
-                <w:strike/>
+                <w:strike w:val="true"/>
                 <w:color w:val="FF0000"/>
               </w:rPr>
               <w:t xml:space="preserve"> {#SoBanDuPhong_Cu}~~{SoBanDuPhong_Cu}~~{/SoBanDuPhong_Cu}</w:t>
+            </w:r>
+            <w:r>
+              <w:t xml:space="preserve"/>
             </w:r>
           </w:p>
         </w:tc>
@@ -2909,14 +2890,17 @@
               <w:rPr>
                 <w:sz w:val="10"/>
               </w:rPr>
-              <w:t>{SoLuong}</w:t>
-            </w:r>
-            <w:r>
-              <w:rPr>
-                <w:strike/>
+              <w:t>{SoLuongText}</w:t>
+            </w:r>
+            <w:r>
+              <w:rPr>
+                <w:strike w:val="true"/>
                 <w:color w:val="FF0000"/>
               </w:rPr>
               <w:t xml:space="preserve"> {#SoLuongText_Cu}~~{SoLuongText_Cu}~~{/SoLuongText_Cu}</w:t>
+            </w:r>
+            <w:r>
+              <w:t xml:space="preserve"/>
             </w:r>
             <w:r>
               <w:rPr>
@@ -3343,7 +3327,7 @@
               <w:rPr>
                 <w:sz w:val="10"/>
               </w:rPr>
-              <w:t>{@GhiChu}</w:t>
+              <w:t>{GhiChu}</w:t>
             </w:r>
           </w:p>
         </w:tc>
@@ -3619,7 +3603,7 @@
                 <w:sz w:val="11"/>
                 <w:u w:val="single"/>
               </w:rPr>
-              <w:t>{@ThongTinSetup}</w:t>
+              <w:t>{ThongTinSetup}</w:t>
             </w:r>
           </w:p>
         </w:tc>
@@ -4008,7 +3992,7 @@
                 <w:bCs/>
                 <w:sz w:val="10"/>
               </w:rPr>
-              <w:t>{@NoteBaoVe}</w:t>
+              <w:t>{NoteBaoVe}</w:t>
             </w:r>
           </w:p>
         </w:tc>
@@ -4137,7 +4121,7 @@
                 <w:bCs/>
                 <w:sz w:val="10"/>
               </w:rPr>
-              <w:t>{@NoteKyThuat}</w:t>
+              <w:t>{NoteKyThuat}</w:t>
             </w:r>
           </w:p>
         </w:tc>
@@ -4302,7 +4286,7 @@
                 <w:bCs/>
                 <w:sz w:val="10"/>
               </w:rPr>
-              <w:t>{@NoteBieuNgu}</w:t>
+              <w:t>{NoteBieuNgu}</w:t>
             </w:r>
           </w:p>
         </w:tc>
@@ -4359,7 +4343,7 @@
                 <w:bCs/>
                 <w:sz w:val="10"/>
               </w:rPr>
-              <w:t>{@NoteLobby}</w:t>
+              <w:t>{NoteLobby}</w:t>
             </w:r>
           </w:p>
         </w:tc>
@@ -6748,6 +6732,7 @@
   <w:style w:type="character" w:default="1" w:styleId="DefaultParagraphFont">
     <w:name w:val="Default Paragraph Font"/>
     <w:uiPriority w:val="1"/>
+    <w:semiHidden/>
     <w:unhideWhenUsed/>
   </w:style>
   <w:style w:type="table" w:default="1" w:styleId="TableNormal">

--- a/backend-app/samples/BEO TIEC CTY - Thay Doi.docx
+++ b/backend-app/samples/BEO TIEC CTY - Thay Doi.docx
@@ -1966,7 +1966,7 @@
                 <w:strike w:val="true"/>
                 <w:color w:val="FF0000"/>
               </w:rPr>
-              <w:t xml:space="preserve"> {#DichVuKhuyenMai_Cu}~~{DichVuKhuyenMai_Cu}~~{/DichVuKhuyenMai_Cu}</w:t>
+              <w:t xml:space="preserve"> {DichVuKhuyenMai_Cu}</w:t>
             </w:r>
             <w:r>
               <w:t xml:space="preserve"/>

--- a/backend-app/samples/BEO TIEC CTY - Thay Doi.docx
+++ b/backend-app/samples/BEO TIEC CTY - Thay Doi.docx
@@ -2875,38 +2875,18 @@
           </w:p>
           <w:p>
             <w:pPr>
-              <w:pStyle w:val="TableParagraph"/>
-              <w:rPr>
-                <w:sz w:val="10"/>
-              </w:rPr>
-            </w:pPr>
-            <w:r>
-              <w:rPr>
-                <w:sz w:val="10"/>
-              </w:rPr>
-              <w:t xml:space="preserve">{TenDichVu} | </w:t>
-            </w:r>
-            <w:r>
-              <w:rPr>
-                <w:sz w:val="10"/>
-              </w:rPr>
-              <w:t>{SoLuongText}</w:t>
-            </w:r>
-            <w:r>
-              <w:rPr>
-                <w:strike w:val="true"/>
-                <w:color w:val="FF0000"/>
-              </w:rPr>
-              <w:t xml:space="preserve"> {#SoLuongText_Cu}~~{SoLuongText_Cu}~~{/SoLuongText_Cu}</w:t>
-            </w:r>
-            <w:r>
-              <w:t xml:space="preserve"/>
-            </w:r>
-            <w:r>
-              <w:rPr>
-                <w:sz w:val="10"/>
-              </w:rPr>
-              <w:t>{GhiChu} | Đơn giá: {DonGia} | Thành tiền: {ThanhTien}</w:t>
+              <w:spacing w:before="15"/>
+              <w:rPr>
+                <w:sz w:val="20"/>
+                <w:lang w:val="en-US"/>
+              </w:rPr>
+            </w:pPr>
+            <w:r>
+              <w:rPr>
+                <w:sz w:val="20"/>
+                <w:lang w:val="en-US"/>
+              </w:rPr>
+              <w:t>{DichVuText}</w:t>
             </w:r>
           </w:p>
           <w:p>

--- a/backend-app/samples/BEO TIEC CTY - Thay Doi.docx
+++ b/backend-app/samples/BEO TIEC CTY - Thay Doi.docx
@@ -3307,7 +3307,7 @@
               <w:rPr>
                 <w:sz w:val="10"/>
               </w:rPr>
-              <w:t>{GhiChu}</w:t>
+              <w:t>{LuuY}</w:t>
             </w:r>
           </w:p>
         </w:tc>
